--- a/docs/release-finalize-decision-form.docx
+++ b/docs/release-finalize-decision-form.docx
@@ -1093,7 +1093,7 @@
                 <w:i w:val="0"/>
                 <w:sz w:val="17"/>
               </w:rPr>
-              <w:t>A（给微信号）或 C（只放二维码）</w:t>
+              <w:t>A（把微信号写成文字，官网可搜）</w:t>
             </w:r>
           </w:p>
         </w:tc>
@@ -2324,7 +2324,7 @@
           <w:color w:val="595959"/>
           <w:sz w:val="19"/>
         </w:rPr>
-        <w:t>官网现在只有企业微信名「马哥AI落地」+ 一个个人收款码图片，没有个人微信号。用户下完 610 MB 的包，卡住了该问谁 —— 现在没有明确入口。这一项是可选增强，不影响上线。</w:t>
+        <w:t>先纠正一处我自己的说法：官网**已经有**个人微信二维码了 —— assets/img/qr-wechat-personal.png（公网可访问，97,653 B），下载区的「加微信开通 →」按钮点开就是「扫码加我个人微信」弹层，底部联系方式区也是同一张码。缺的只有一样：**微信号没写成文字** —— 现在只能扫码加，搜不到号。这一项是可选增强，不影响上线。</w:t>
       </w:r>
     </w:p>
     <w:p>
@@ -2339,7 +2339,7 @@
           <w:i w:val="0"/>
           <w:sz w:val="20"/>
         </w:rPr>
-        <w:t>□ A. 加上个人微信号 —— 请写在下面「我的选择」里</w:t>
+        <w:t>□ A. 把微信号写成文字，官网可被搜到 —— 号请写在下面「我的选择」里</w:t>
       </w:r>
     </w:p>
     <w:p>
@@ -2354,7 +2354,7 @@
           <w:i w:val="0"/>
           <w:sz w:val="20"/>
         </w:rPr>
-        <w:t>□ B. 保持现状：只留企业微信名「马哥AI落地」+ 收款码</w:t>
+        <w:t>□ B. 保持只有二维码，不公开号码 —— 防止号码被爬去批量加好友 / 发广告</w:t>
       </w:r>
     </w:p>
     <w:p>
@@ -2369,7 +2369,7 @@
           <w:i w:val="0"/>
           <w:sz w:val="20"/>
         </w:rPr>
-        <w:t>□ C. 加「加微信答疑」入口，但只放二维码图片、不写号码（避免被爬号）</w:t>
+        <w:t>□ C. 先不动，等真有用户反馈加不上再改</w:t>
       </w:r>
     </w:p>
     <w:p>
@@ -2385,7 +2385,7 @@
           <w:color w:val="2E5395"/>
           <w:sz w:val="19"/>
         </w:rPr>
-        <w:t>💡 建议 A 或 C。你说过要留个人微信，我现在没拿到号 —— 你把号给我我加到官网下载区下面。如果不想公开号码，C 最稳：二维码图片我直接用你给的那张。另提醒一句：小红书 / 抖音那边本来就不允许站外引流，这只是官网自己的联系方式，不算引流。</w:t>
+        <w:t>💡 建议 A。你说过要留个人微信，我理解是想让人找得到 —— 纯扫码这条路对第一次下载的用户门槛偏高。如果你选 A，我加到三处：下载区「加微信开通」按钮旁、弹层里、页脚联系方式区。代价是号码可能被爬号软件批量加好友，所以建议同时在页面上标注「仅咨询，勿扰」—— 这一句要不要加，你在下面写一句就行。另提醒一句：小红书 / 抖音那边本来就不允许站外引流，这只是官网自己的联系方式，不算引流。</w:t>
       </w:r>
     </w:p>
     <w:p>
@@ -2399,7 +2399,7 @@
           <w:i w:val="0"/>
           <w:sz w:val="20"/>
         </w:rPr>
-        <w:t>→ 我的选择（微信号 / 或写「用二维码」）：_______________________________________________</w:t>
+        <w:t>→ 我的选择（微信号 / 或写「保持现状」）：_______________________________________________</w:t>
       </w:r>
     </w:p>
     <w:p>
